--- a/klagomål/A 22922-2026 FSC-klagomål.docx
+++ b/klagomål/A 22922-2026 FSC-klagomål.docx
@@ -781,7 +781,7 @@
     <w:r>
       <w:tab/>
       <w:tab/>
-      <w:t>2026-09-14</w:t>
+      <w:t>2026-09-15</w:t>
       <w:br/>
       <w:br/>
     </w:r>

--- a/klagomål/A 22922-2026 FSC-klagomål.docx
+++ b/klagomål/A 22922-2026 FSC-klagomål.docx
@@ -781,7 +781,7 @@
     <w:r>
       <w:tab/>
       <w:tab/>
-      <w:t>2026-09-15</w:t>
+      <w:t>2026-09-16</w:t>
       <w:br/>
       <w:br/>
     </w:r>

--- a/klagomål/A 22922-2026 FSC-klagomål.docx
+++ b/klagomål/A 22922-2026 FSC-klagomål.docx
@@ -781,7 +781,7 @@
     <w:r>
       <w:tab/>
       <w:tab/>
-      <w:t>2026-09-16</w:t>
+      <w:t>2026-09-17</w:t>
       <w:br/>
       <w:br/>
     </w:r>

--- a/klagomål/A 22922-2026 FSC-klagomål.docx
+++ b/klagomål/A 22922-2026 FSC-klagomål.docx
@@ -781,7 +781,7 @@
     <w:r>
       <w:tab/>
       <w:tab/>
-      <w:t>2026-09-17</w:t>
+      <w:t>2026-09-18</w:t>
       <w:br/>
       <w:br/>
     </w:r>

--- a/klagomål/A 22922-2026 FSC-klagomål.docx
+++ b/klagomål/A 22922-2026 FSC-klagomål.docx
@@ -178,7 +178,7 @@
       <w:r>
         <w:drawing>
           <wp:inline xmlns:a="http://schemas.openxmlformats.org/drawingml/2006/main" xmlns:pic="http://schemas.openxmlformats.org/drawingml/2006/picture">
-            <wp:extent cx="4838845" cy="5724000"/>
+            <wp:extent cx="4868351" cy="5724000"/>
             <wp:docPr id="1" name="Picture 1"/>
             <wp:cNvGraphicFramePr>
               <a:graphicFrameLocks noChangeAspect="1"/>
@@ -199,7 +199,7 @@
                   <pic:spPr>
                     <a:xfrm>
                       <a:off x="0" y="0"/>
-                      <a:ext cx="4838845" cy="5724000"/>
+                      <a:ext cx="4868351" cy="5724000"/>
                     </a:xfrm>
                     <a:prstGeom prst="rect"/>
                   </pic:spPr>
@@ -221,7 +221,7 @@
     </w:p>
     <w:p>
       <w:r>
-        <w:t>I och inom 25 meter från avverkningsanmälan finns fynd av 6 naturvårdsarter, varav 5 är rödlistade, 6 är typiska (T) och 1 är signalart (S): raggbock (VU, T), dropptaggsvamp (NT, T), talltagel (NT, T), vedskivlav (NT, T), vedtrappmossa (NT, T) och bronshjon (S, T). Se Figur 1.</w:t>
+        <w:t>I och inom 25 meter från avverkningsanmälan finns fynd av 7 naturvårdsarter, varav 5 är rödlistade, 6 är typiska (T) och 2 är signalarter (S): raggbock (VU, T), dropptaggsvamp (NT, T), talltagel (NT, T), vedskivlav (NT, T), vedtrappmossa (NT, T), bronshjon (S, T) och thomsons trägnagare (S). Se Figur 1.</w:t>
       </w:r>
     </w:p>
     <w:p>
@@ -466,7 +466,7 @@
         <w:rPr>
           <w:i/>
         </w:rPr>
-        <w:t>I det avverkningsanmälda skogsområdet har 6 naturvårdsarter varav 5 rödlistade arter sina livsmiljöer och växtplatser.</w:t>
+        <w:t>I det avverkningsanmälda skogsområdet har 7 naturvårdsarter varav 5 rödlistade arter sina livsmiljöer och växtplatser.</w:t>
       </w:r>
     </w:p>
     <w:p>
@@ -781,7 +781,7 @@
     <w:r>
       <w:tab/>
       <w:tab/>
-      <w:t>2026-09-18</w:t>
+      <w:t>2026-09-19</w:t>
       <w:br/>
       <w:br/>
     </w:r>

--- a/klagomål/A 22922-2026 FSC-klagomål.docx
+++ b/klagomål/A 22922-2026 FSC-klagomål.docx
@@ -781,7 +781,7 @@
     <w:r>
       <w:tab/>
       <w:tab/>
-      <w:t>2026-09-19</w:t>
+      <w:t>2026-09-21</w:t>
       <w:br/>
       <w:br/>
     </w:r>

--- a/klagomål/A 22922-2026 FSC-klagomål.docx
+++ b/klagomål/A 22922-2026 FSC-klagomål.docx
@@ -781,7 +781,7 @@
     <w:r>
       <w:tab/>
       <w:tab/>
-      <w:t>2026-09-21</w:t>
+      <w:t>2026-09-23</w:t>
       <w:br/>
       <w:br/>
     </w:r>

--- a/klagomål/A 22922-2026 FSC-klagomål.docx
+++ b/klagomål/A 22922-2026 FSC-klagomål.docx
@@ -781,7 +781,7 @@
     <w:r>
       <w:tab/>
       <w:tab/>
-      <w:t>2026-09-23</w:t>
+      <w:t>2026-09-24</w:t>
       <w:br/>
       <w:br/>
     </w:r>

--- a/klagomål/A 22922-2026 FSC-klagomål.docx
+++ b/klagomål/A 22922-2026 FSC-klagomål.docx
@@ -781,7 +781,7 @@
     <w:r>
       <w:tab/>
       <w:tab/>
-      <w:t>2026-09-24</w:t>
+      <w:t>2026-09-25</w:t>
       <w:br/>
       <w:br/>
     </w:r>

--- a/klagomål/A 22922-2026 FSC-klagomål.docx
+++ b/klagomål/A 22922-2026 FSC-klagomål.docx
@@ -781,7 +781,7 @@
     <w:r>
       <w:tab/>
       <w:tab/>
-      <w:t>2026-09-25</w:t>
+      <w:t>2026-09-26</w:t>
       <w:br/>
       <w:br/>
     </w:r>

--- a/klagomål/A 22922-2026 FSC-klagomål.docx
+++ b/klagomål/A 22922-2026 FSC-klagomål.docx
@@ -781,7 +781,7 @@
     <w:r>
       <w:tab/>
       <w:tab/>
-      <w:t>2026-09-26</w:t>
+      <w:t>2026-09-27</w:t>
       <w:br/>
       <w:br/>
     </w:r>

--- a/klagomål/A 22922-2026 FSC-klagomål.docx
+++ b/klagomål/A 22922-2026 FSC-klagomål.docx
@@ -221,7 +221,7 @@
     </w:p>
     <w:p>
       <w:r>
-        <w:t>I och inom 25 meter från avverkningsanmälan finns fynd av 7 naturvårdsarter, varav 5 är rödlistade, 6 är typiska (T) och 2 är signalarter (S): raggbock (VU, T), dropptaggsvamp (NT, T), talltagel (NT, T), vedskivlav (NT, T), vedtrappmossa (NT, T), bronshjon (S, T) och thomsons trägnagare (S). Se Figur 1.</w:t>
+        <w:t>I och inom 25 meter från avverkningsanmälan finns fynd av 10 naturvårdsarter, varav 7 är rödlistade, 8 är typiska (T) och 3 är signalarter (S): jättemusseron (VU), raggbock (VU, T), dropptaggsvamp (NT, T), motaggsvamp (NT, T), talltagel (NT, T), vedskivlav (NT, T), vedtrappmossa (NT, T), bronshjon (S, T), mindre märgborre (S, T) och thomsons trägnagare (S). Se Figur 1.</w:t>
       </w:r>
     </w:p>
     <w:p>
@@ -244,7 +244,18 @@
     </w:p>
     <w:p>
       <w:r>
-        <w:t>Nedan följer beskrivningar av de naturvårdsarter och fridlysta arter som har sina livsmiljöer och växtplatser i den avverkningsanmälda skogen. De påträffade naturvårdsarterna är ett tydligt kvitto på att det rör sig om en skog med höga naturvärden.</w:t>
+        <w:t>Nedan följer beskrivningar av de naturvårdsarter och fridlysta arter som har sina livsmiljöer och växtplatser i den avverkningsanmälda skogen. Se även ytterligare artfakta i BILAGA 1. De påträffade naturvårdsarterna är ett tydligt kvitto på att det rör sig om en skog med höga naturvärden.</w:t>
+      </w:r>
+    </w:p>
+    <w:p>
+      <w:r>
+        <w:rPr>
+          <w:b/>
+        </w:rPr>
+        <w:t>Jättemusseron (VU)</w:t>
+      </w:r>
+      <w:r>
+        <w:t xml:space="preserve"> bildar mykorrhiza med tall, i äldre lavtallskog och hällmarkstallskog. Den visar på såväl sandtallskogar som hällmarkstallskogar med långvarig tallkontinuitet och svampen är sannolikt en kvarleva (relikt) på sina samtliga växtplatser. Arten är placerad högst upp i Skogsstyrelsens värdepyramid för bedömning av skog med höga naturvärden och slutavverkning bör tills vidare undvikas i skogsbestånd där arten är känd. Jättemusseron är globalt rödlistad som sårbar (VU) och Sverige och Norge har sannolikt merparten av den europeiska populationen och därmed ett särskilt ansvar för dess bevarande (IUCN, 2025; SLU Artdatabanken, 2024; Nitare &amp; Skogsstyrelsen, 2019).</w:t>
       </w:r>
     </w:p>
     <w:p>
@@ -301,10 +312,10 @@
         <w:rPr>
           <w:b/>
         </w:rPr>
-        <w:t>Talltagel (NT)</w:t>
-      </w:r>
-      <w:r>
-        <w:t xml:space="preserve"> är en boreal art som förekommer på tall i äldre, öppna tallskogar. Den påverkas negativt av brist på kontinuitetsskog och minskningstakten bedöms vara nära gränsvärdet för Sårbar (VU). Talltagel är typisk art för </w:t>
+        <w:t xml:space="preserve">Motaggsvamp (NT) </w:t>
+      </w:r>
+      <w:r>
+        <w:t xml:space="preserve">bildar mykorrhiza med tall i tallskog och hittas huvudsakligen i äldre, glesare skogsbestånd och hällmarksimpediment. Arten hotas främst av skogsavverkning och tycks försvinna efter slutavverkning, markberedning och plantering. Motaggsvamp är typisk art för </w:t>
       </w:r>
       <w:r>
         <w:rPr>
@@ -313,6 +324,26 @@
         <w:t>9010 Taiga</w:t>
       </w:r>
       <w:r>
+        <w:t xml:space="preserve"> (SLU Artdatabanken, 2024).</w:t>
+      </w:r>
+    </w:p>
+    <w:p>
+      <w:r>
+        <w:rPr>
+          <w:b/>
+        </w:rPr>
+        <w:t>Talltagel (NT)</w:t>
+      </w:r>
+      <w:r>
+        <w:t xml:space="preserve"> är en boreal art som förekommer på tall i äldre, öppna tallskogar. Den påverkas negativt av brist på kontinuitetsskog och minskningstakten bedöms vara nära gränsvärdet för Sårbar (VU). Talltagel är typisk art för </w:t>
+      </w:r>
+      <w:r>
+        <w:rPr>
+          <w:i/>
+        </w:rPr>
+        <w:t>9010 Taiga</w:t>
+      </w:r>
+      <w:r>
         <w:t xml:space="preserve"> (SLU Artdatabanken, 2026).</w:t>
       </w:r>
     </w:p>
@@ -374,6 +405,35 @@
       </w:r>
       <w:r>
         <w:t xml:space="preserve"> (SLU Artdatabanken, 2025).</w:t>
+      </w:r>
+    </w:p>
+    <w:p>
+      <w:r>
+        <w:rPr>
+          <w:b/>
+        </w:rPr>
+        <w:t>Mindre märgborre</w:t>
+      </w:r>
+      <w:r>
+        <w:t xml:space="preserve"> är en signalart för tallskog med höga naturvärden och betraktas tillsammans med skarptandad barkborre som nyckelarter för ett antal sällsynta åtgärdsprogramsarter som är beroende av deras gångsystem. Bland dessa kan nämnas avlång barkborre (VU), </w:t>
+      </w:r>
+      <w:r>
+        <w:rPr>
+          <w:i/>
+        </w:rPr>
+        <w:t>Corticeus longulus</w:t>
+      </w:r>
+      <w:r>
+        <w:t xml:space="preserve"> (VU), tallgångbagge (VU), cholodkovskys bastborre (NT) och tallbarksvartbagge (NT). Den mindre märgborrens måsvingeliknande gnaggångar är lätta att känna igen och hittas ofta på grova tallgrenar på marken. Rika förekomster av främst mindre märgborre men även skarptandad barkborre är en signal för artrikedom och inventeringar har visat att det är i skogar med en naturlig självgallring som det skapas förutsättningar för dessa arter samt de efterföljande åtgärdsprogramsarterna. Tallskogar med stark förekomst av mindre märgborre och skarptandad barkborre bör avsättas som reservat. Generellt bör hänsyn tas vid slutavverkning av talldominerad skog så att avverkningsrester som gren- och toppdelar lämnas. Mindre märgborre är typisk art för </w:t>
+      </w:r>
+      <w:r>
+        <w:rPr>
+          <w:i/>
+        </w:rPr>
+        <w:t>9060 Åsbarrskog</w:t>
+      </w:r>
+      <w:r>
+        <w:t xml:space="preserve"> (SLU Artdatabanken, 2026; Pettersson, 2014; Hedgren, 2012; Gunnarsson m fl., 1999).</w:t>
       </w:r>
     </w:p>
     <w:p>
@@ -466,7 +526,7 @@
         <w:rPr>
           <w:i/>
         </w:rPr>
-        <w:t>I det avverkningsanmälda skogsområdet har 7 naturvårdsarter varav 5 rödlistade arter sina livsmiljöer och växtplatser.</w:t>
+        <w:t>I det avverkningsanmälda skogsområdet har 10 naturvårdsarter varav 7 rödlistade arter sina livsmiljöer och växtplatser.</w:t>
       </w:r>
     </w:p>
     <w:p>
@@ -651,6 +711,213 @@
           <w:i/>
         </w:rPr>
         <w:t>I den avverkningsanmälda skogen har fridlysta arter sina livsmiljöer och växtplatser. Att skada de fridlysta arternas livsmiljöer, växtplatser eller ekologiska funktion är inte tillåtet enligt artskyddsförordningen</w:t>
+      </w:r>
+    </w:p>
+    <w:p>
+      <w:r>
+        <w:br w:type="page"/>
+      </w:r>
+    </w:p>
+    <w:p>
+      <w:pPr>
+        <w:pStyle w:val="Title"/>
+      </w:pPr>
+      <w:r>
+        <w:t>BILAGA 1 – Rödlistade arter</w:t>
+      </w:r>
+    </w:p>
+    <w:p>
+      <w:pPr>
+        <w:pStyle w:val="Heading1"/>
+      </w:pPr>
+      <w:r>
+        <w:t>Mindre märgborre – ekologi samt krav på livsmiljön</w:t>
+      </w:r>
+    </w:p>
+    <w:p>
+      <w:r>
+        <w:t xml:space="preserve">Mindre märgborre är en signalart för tallskog med höga naturvärden och kan lätt konstateras genom sina karaktäristiska måsvingeliknande gnagspår som ofta hittas på grova tallgrenar på marken. Mindre märgborre betraktas tillsammans med skarptandad barkborre som nyckelarter, eftersom en rad sällsynta efterföljande arter är beroende av deras gångsystem. Bland dessa kan nämnas åtgärdsprogramsarterna avlång barkborre (VU), </w:t>
+      </w:r>
+      <w:r>
+        <w:rPr>
+          <w:i/>
+        </w:rPr>
+        <w:t>Corticeus longulus</w:t>
+      </w:r>
+      <w:r>
+        <w:t xml:space="preserve"> (VU), tallgångbagge (VU), cholodkovskys bastborre (NT) och tallbarksvartbagge (NT) (Pettersson, 2014; Gunnarsson m fl., 1999).</w:t>
+      </w:r>
+    </w:p>
+    <w:p>
+      <w:r>
+        <w:t>Tallskogar tillhör de livsmiljöer som förändrats i stor skala, där många kvadratmil har omvandlats till unga produktionsskogar. I sådana skogar saknas förutsättningar för de ovannämnda sällsynta barkborrarna och alltmer kunskap tyder på att skogsbrukets omvandling av skogslandskapet, missgynnar åtgärdsprogrammets arter även inne i skyddade områden (Hedgren, 2012; Hedgren m.fl., 2010; Wikars m.fl., 2010; Wikars, 2009). Orsaken är sannolikt att dagens intensiva skogsbruk trivialiserar faunan på nydöda träd. Detta sker genom att generalister förökas upp i sådan grad i den brukade skogen att dessa även kommer att dominera i de för hållandevis små och fragmenterade områden som avsätts för naturvård (Appelqvist, 2005; Janzen, 1983; Ås, 1999).</w:t>
+      </w:r>
+    </w:p>
+    <w:p>
+      <w:r>
+        <w:t>Ett tydligt exempel på en generalist som gynnas av dagens skogsbruk är större märgborre på nydöd tall. Denna utvecklas förutom i vindfällen gärna i avverkningsavfall, inklusive avverkningsstubbar och röjningsstammar. Därmed har den större märgborren möjlighet att upprätthålla stora och stabila populationer på huvuddelen av landets skogsmark, vilket leder till en trivialisering av faunan. Större märgborre inverkar sannolikt direkt negativt på arter som tolvtandad barkborre (EN) och avlång barkborre (VU), och indirekt på de som är gynnade av blånadssvampar, dvs. följearter till framförallt mindre märgborre och skarptandad barkborre. De barkborrar som missgynnas av större märgborre är i mycket högre grad gynnade av tallar som dör genom självgallring, dvs. i normalfallet skog som inte används till skogsproduktion (Pettersson, 2014; Wikars, skriftl.).</w:t>
+      </w:r>
+    </w:p>
+    <w:p>
+      <w:r>
+        <w:t xml:space="preserve">Rika förekomster av främst mindre märgborre men även skarptandad barkborre är en signal för artrikedom och inventeringar har visat att det är i skogar med en naturlig självgallring som det skapas förutsättningar för dessa arter samt de efterföljande åtgärdsprogramsarterna (Pettersson, 2014; Hedgren, 2012). Tallskogar med stark förekomst av mindre märgborre och skarptandad barkborre bör avsättas som reservat. Generellt bör hänsyn tas vid slutavverkning av talldominerad skog så att avverkningsrester som gren- och toppdelar (s.k. GROT) lämnas. Mindre märgborre är typisk art för </w:t>
+      </w:r>
+      <w:r>
+        <w:rPr>
+          <w:i/>
+        </w:rPr>
+        <w:t>9060 Åsbarrskog</w:t>
+      </w:r>
+      <w:r>
+        <w:t xml:space="preserve"> (Pettersson, 2014; SLU Artdatabanken, 2026).</w:t>
+      </w:r>
+    </w:p>
+    <w:p>
+      <w:pPr>
+        <w:pStyle w:val="Heading2"/>
+      </w:pPr>
+      <w:r>
+        <w:t>Referenser – mindre märgborre</w:t>
+      </w:r>
+    </w:p>
+    <w:p>
+      <w:r>
+        <w:t xml:space="preserve">Appelqvist, T., 2005. </w:t>
+      </w:r>
+      <w:r>
+        <w:rPr>
+          <w:i/>
+        </w:rPr>
+        <w:t>Naturvårdsbiologisk forskning. Underlag för områdesskydd i landskapet.</w:t>
+      </w:r>
+      <w:r>
+        <w:t xml:space="preserve"> Naturvårdsverket, Rapport 5452.</w:t>
+      </w:r>
+    </w:p>
+    <w:p>
+      <w:r>
+        <w:t xml:space="preserve">Gunnarsson, B., Pettersson, R. B., Hake, M. och Hultengren, S. &amp; Sjöberg, K., 1999. </w:t>
+      </w:r>
+      <w:r>
+        <w:rPr>
+          <w:i/>
+        </w:rPr>
+        <w:t xml:space="preserve">Spindlar och skalbaggar som indikatorer i barrskog. </w:t>
+      </w:r>
+      <w:r>
+        <w:t>Skog &amp; Forskning, Nr. 2/99, s. 46–51.</w:t>
+      </w:r>
+    </w:p>
+    <w:p>
+      <w:r>
+        <w:t xml:space="preserve">Hedgren, O., 2012. </w:t>
+      </w:r>
+      <w:r>
+        <w:rPr>
+          <w:i/>
+        </w:rPr>
+        <w:t>Hotade insekter på tallved i Dalarna.</w:t>
+      </w:r>
+      <w:r>
+        <w:t xml:space="preserve"> Länsstyrelsen Dalarna, Naturvårdsenheten. Rapport 2012:16.</w:t>
+      </w:r>
+    </w:p>
+    <w:p>
+      <w:r>
+        <w:t xml:space="preserve">Hedgren, O. 2010. </w:t>
+      </w:r>
+      <w:r>
+        <w:rPr>
+          <w:i/>
+        </w:rPr>
+        <w:t>Vedinsekter i tallskog och på brandfält i Värmland.</w:t>
+      </w:r>
+      <w:r>
+        <w:t xml:space="preserve"> Länsstyrelsen Värmland, Stencil, 39 s.</w:t>
+      </w:r>
+    </w:p>
+    <w:p>
+      <w:r>
+        <w:t xml:space="preserve">Janzen, D. H., 1983. </w:t>
+      </w:r>
+      <w:r>
+        <w:rPr>
+          <w:i/>
+        </w:rPr>
+        <w:t>No park is an island: Increase in interference from outside as park size decreases</w:t>
+      </w:r>
+      <w:r>
+        <w:t>. Oikos 41: 402–410.</w:t>
+      </w:r>
+    </w:p>
+    <w:p>
+      <w:r>
+        <w:t xml:space="preserve">Jonsell, M., Weslien, J. &amp; Ehn ström, B., 1998. </w:t>
+      </w:r>
+      <w:r>
+        <w:rPr>
+          <w:i/>
+        </w:rPr>
+        <w:t>Substrate requirements of red-listed saproxylic invertebrates in Sweden</w:t>
+      </w:r>
+      <w:r>
+        <w:t>. Biodiversity and Conserv. 7: 749–764.</w:t>
+      </w:r>
+    </w:p>
+    <w:p>
+      <w:r>
+        <w:t xml:space="preserve">Pettersson, R. B., 2014). </w:t>
+      </w:r>
+      <w:r>
+        <w:rPr>
+          <w:i/>
+        </w:rPr>
+        <w:t>Åtgärdsprogram för skalbaggar på nyligen död tall, 2014–2018.</w:t>
+      </w:r>
+      <w:r>
+        <w:t xml:space="preserve"> Rapport 6599. Bromma: Naturvårdsverket.</w:t>
+      </w:r>
+    </w:p>
+    <w:p>
+      <w:r>
+        <w:t xml:space="preserve">SLU Artdatabanken, 2026. </w:t>
+      </w:r>
+      <w:r>
+        <w:rPr>
+          <w:i/>
+        </w:rPr>
+        <w:t xml:space="preserve">Artfaktablad. Naturvård – artfakta. </w:t>
+      </w:r>
+      <w:r>
+        <w:t>SLU Artdatabanken, Uppsala.</w:t>
+      </w:r>
+    </w:p>
+    <w:p>
+      <w:r>
+        <w:t xml:space="preserve">Wikars, L.-O., Hansson, J. &amp; Hedgren, O., 2010. </w:t>
+      </w:r>
+      <w:r>
+        <w:rPr>
+          <w:i/>
+        </w:rPr>
+        <w:t>Inventering av vedlevande skalbaggar – tallskogar i Örebro län.</w:t>
+      </w:r>
+      <w:r>
+        <w:t xml:space="preserve"> Länsstyrelsen i Örebro län, publ.nr. 2010:2.</w:t>
+      </w:r>
+    </w:p>
+    <w:p>
+      <w:r>
+        <w:t xml:space="preserve">Wikars, L.-O., 2009. </w:t>
+      </w:r>
+      <w:r>
+        <w:rPr>
+          <w:i/>
+        </w:rPr>
+        <w:t>Vedskalbaggar i Hamra nationalpark, Gävleborgs län.</w:t>
+      </w:r>
+      <w:r>
+        <w:t xml:space="preserve"> Länsstyrelsen Gävleborg, Rapport 2009:14.</w:t>
       </w:r>
     </w:p>
     <w:sectPr>
@@ -781,7 +1048,7 @@
     <w:r>
       <w:tab/>
       <w:tab/>
-      <w:t>2026-09-27</w:t>
+      <w:t>2026-09-28</w:t>
       <w:br/>
       <w:br/>
     </w:r>

--- a/klagomål/A 22922-2026 FSC-klagomål.docx
+++ b/klagomål/A 22922-2026 FSC-klagomål.docx
@@ -1048,7 +1048,7 @@
     <w:r>
       <w:tab/>
       <w:tab/>
-      <w:t>2026-09-28</w:t>
+      <w:t>2026-09-29</w:t>
       <w:br/>
       <w:br/>
     </w:r>

--- a/klagomål/A 22922-2026 FSC-klagomål.docx
+++ b/klagomål/A 22922-2026 FSC-klagomål.docx
@@ -1048,7 +1048,7 @@
     <w:r>
       <w:tab/>
       <w:tab/>
-      <w:t>2026-09-29</w:t>
+      <w:t>2026-09-30</w:t>
       <w:br/>
       <w:br/>
     </w:r>

--- a/klagomål/A 22922-2026 FSC-klagomål.docx
+++ b/klagomål/A 22922-2026 FSC-klagomål.docx
@@ -221,7 +221,7 @@
     </w:p>
     <w:p>
       <w:r>
-        <w:t>I och inom 25 meter från avverkningsanmälan finns fynd av 10 naturvårdsarter, varav 7 är rödlistade, 8 är typiska (T) och 3 är signalarter (S): jättemusseron (VU), raggbock (VU, T), dropptaggsvamp (NT, T), motaggsvamp (NT, T), talltagel (NT, T), vedskivlav (NT, T), vedtrappmossa (NT, T), bronshjon (S, T), mindre märgborre (S, T) och thomsons trägnagare (S). Se Figur 1.</w:t>
+        <w:t>I och inom 25 meter från avverkningsanmälan finns fynd av 11 naturvårdsarter, varav 8 är rödlistade, 9 är typiska (T) och 3 är signalarter (S): jättemusseron (VU), raggbock (VU, T), dropptaggsvamp (NT, T), kolflarnlav (NT, T), motaggsvamp (NT, T), talltagel (NT, T), vedskivlav (NT, T), vedtrappmossa (NT, T), bronshjon (S, T), mindre märgborre (S, T) och thomsons trägnagare (S). Se Figur 1.</w:t>
       </w:r>
     </w:p>
     <w:p>
@@ -312,6 +312,26 @@
         <w:rPr>
           <w:b/>
         </w:rPr>
+        <w:t>Kolflarnlav (NT)</w:t>
+      </w:r>
+      <w:r>
+        <w:t xml:space="preserve"> är brandberoende och växer nästan uteslutande på kolad hård kärnved av tall. Etableringen verkar ske först 100–300 år efter brand och nytt substrat nybildas i mycket begränsad omfattning. Avverkning av tallskog av naturskogskaraktär med spår av återkommande bränder är ett hot och mängden lämplig ved att växa på för arten minskar dels på grund av naturlig nedbrytning men framförallt på grund av att det förstörs i samband med slutavverkningar, gallringar och markberedning. Såväl kolflarnlav som mörk kolflarnlav har glänsande bålfjäll och förekommer främst i tall- och blandbarrskogar av naturskogskaraktär med spår av återkommande bränder. Skogar som dessa hyser höga biologiska värden och bör skyddas. Kolflarnlav är typisk art för </w:t>
+      </w:r>
+      <w:r>
+        <w:rPr>
+          <w:i/>
+        </w:rPr>
+        <w:t>9010 Taiga</w:t>
+      </w:r>
+      <w:r>
+        <w:t xml:space="preserve"> (SLU Artdatabanken, 2024).</w:t>
+      </w:r>
+    </w:p>
+    <w:p>
+      <w:r>
+        <w:rPr>
+          <w:b/>
+        </w:rPr>
         <w:t xml:space="preserve">Motaggsvamp (NT) </w:t>
       </w:r>
       <w:r>
@@ -526,7 +546,7 @@
         <w:rPr>
           <w:i/>
         </w:rPr>
-        <w:t>I det avverkningsanmälda skogsområdet har 10 naturvårdsarter varav 7 rödlistade arter sina livsmiljöer och växtplatser.</w:t>
+        <w:t>I det avverkningsanmälda skogsområdet har 11 naturvårdsarter varav 8 rödlistade arter sina livsmiljöer och växtplatser.</w:t>
       </w:r>
     </w:p>
     <w:p>
@@ -1048,7 +1068,7 @@
     <w:r>
       <w:tab/>
       <w:tab/>
-      <w:t>2026-09-30</w:t>
+      <w:t>2026-10-01</w:t>
       <w:br/>
       <w:br/>
     </w:r>

--- a/klagomål/A 22922-2026 FSC-klagomål.docx
+++ b/klagomål/A 22922-2026 FSC-klagomål.docx
@@ -1068,7 +1068,7 @@
     <w:r>
       <w:tab/>
       <w:tab/>
-      <w:t>2026-10-01</w:t>
+      <w:t>2026-10-02</w:t>
       <w:br/>
       <w:br/>
     </w:r>

--- a/klagomål/A 22922-2026 FSC-klagomål.docx
+++ b/klagomål/A 22922-2026 FSC-klagomål.docx
@@ -1068,7 +1068,7 @@
     <w:r>
       <w:tab/>
       <w:tab/>
-      <w:t>2026-10-02</w:t>
+      <w:t>2026-10-03</w:t>
       <w:br/>
       <w:br/>
     </w:r>

--- a/klagomål/A 22922-2026 FSC-klagomål.docx
+++ b/klagomål/A 22922-2026 FSC-klagomål.docx
@@ -1068,7 +1068,7 @@
     <w:r>
       <w:tab/>
       <w:tab/>
-      <w:t>2026-10-03</w:t>
+      <w:t>2026-10-04</w:t>
       <w:br/>
       <w:br/>
     </w:r>

--- a/klagomål/A 22922-2026 FSC-klagomål.docx
+++ b/klagomål/A 22922-2026 FSC-klagomål.docx
@@ -1068,7 +1068,7 @@
     <w:r>
       <w:tab/>
       <w:tab/>
-      <w:t>2026-10-04</w:t>
+      <w:t>2026-10-05</w:t>
       <w:br/>
       <w:br/>
     </w:r>

--- a/klagomål/A 22922-2026 FSC-klagomål.docx
+++ b/klagomål/A 22922-2026 FSC-klagomål.docx
@@ -1068,7 +1068,7 @@
     <w:r>
       <w:tab/>
       <w:tab/>
-      <w:t>2026-10-05</w:t>
+      <w:t>2026-10-06</w:t>
       <w:br/>
       <w:br/>
     </w:r>

--- a/klagomål/A 22922-2026 FSC-klagomål.docx
+++ b/klagomål/A 22922-2026 FSC-klagomål.docx
@@ -1068,7 +1068,7 @@
     <w:r>
       <w:tab/>
       <w:tab/>
-      <w:t>2026-10-06</w:t>
+      <w:t>2026-10-07</w:t>
       <w:br/>
       <w:br/>
     </w:r>

--- a/klagomål/A 22922-2026 FSC-klagomål.docx
+++ b/klagomål/A 22922-2026 FSC-klagomål.docx
@@ -1068,7 +1068,7 @@
     <w:r>
       <w:tab/>
       <w:tab/>
-      <w:t>2026-10-07</w:t>
+      <w:t>2026-10-08</w:t>
       <w:br/>
       <w:br/>
     </w:r>

--- a/klagomål/A 22922-2026 FSC-klagomål.docx
+++ b/klagomål/A 22922-2026 FSC-klagomål.docx
@@ -1068,7 +1068,7 @@
     <w:r>
       <w:tab/>
       <w:tab/>
-      <w:t>2026-10-08</w:t>
+      <w:t>2026-10-09</w:t>
       <w:br/>
       <w:br/>
     </w:r>

--- a/klagomål/A 22922-2026 FSC-klagomål.docx
+++ b/klagomål/A 22922-2026 FSC-klagomål.docx
@@ -1068,7 +1068,7 @@
     <w:r>
       <w:tab/>
       <w:tab/>
-      <w:t>2026-10-09</w:t>
+      <w:t>2026-10-10</w:t>
       <w:br/>
       <w:br/>
     </w:r>

--- a/klagomål/A 22922-2026 FSC-klagomål.docx
+++ b/klagomål/A 22922-2026 FSC-klagomål.docx
@@ -1068,7 +1068,7 @@
     <w:r>
       <w:tab/>
       <w:tab/>
-      <w:t>2026-10-10</w:t>
+      <w:t>2026-10-11</w:t>
       <w:br/>
       <w:br/>
     </w:r>

--- a/klagomål/A 22922-2026 FSC-klagomål.docx
+++ b/klagomål/A 22922-2026 FSC-klagomål.docx
@@ -1068,7 +1068,7 @@
     <w:r>
       <w:tab/>
       <w:tab/>
-      <w:t>2026-10-11</w:t>
+      <w:t>2026-10-12</w:t>
       <w:br/>
       <w:br/>
     </w:r>

--- a/klagomål/A 22922-2026 FSC-klagomål.docx
+++ b/klagomål/A 22922-2026 FSC-klagomål.docx
@@ -1068,7 +1068,7 @@
     <w:r>
       <w:tab/>
       <w:tab/>
-      <w:t>2026-10-12</w:t>
+      <w:t>2026-10-13</w:t>
       <w:br/>
       <w:br/>
     </w:r>

--- a/klagomål/A 22922-2026 FSC-klagomål.docx
+++ b/klagomål/A 22922-2026 FSC-klagomål.docx
@@ -1068,7 +1068,7 @@
     <w:r>
       <w:tab/>
       <w:tab/>
-      <w:t>2026-10-13</w:t>
+      <w:t>2026-10-14</w:t>
       <w:br/>
       <w:br/>
     </w:r>

--- a/klagomål/A 22922-2026 FSC-klagomål.docx
+++ b/klagomål/A 22922-2026 FSC-klagomål.docx
@@ -1068,7 +1068,7 @@
     <w:r>
       <w:tab/>
       <w:tab/>
-      <w:t>2026-10-14</w:t>
+      <w:t>2026-10-15</w:t>
       <w:br/>
       <w:br/>
     </w:r>

--- a/klagomål/A 22922-2026 FSC-klagomål.docx
+++ b/klagomål/A 22922-2026 FSC-klagomål.docx
@@ -1068,7 +1068,7 @@
     <w:r>
       <w:tab/>
       <w:tab/>
-      <w:t>2026-10-15</w:t>
+      <w:t>2026-10-16</w:t>
       <w:br/>
       <w:br/>
     </w:r>

--- a/klagomål/A 22922-2026 FSC-klagomål.docx
+++ b/klagomål/A 22922-2026 FSC-klagomål.docx
@@ -1068,7 +1068,7 @@
     <w:r>
       <w:tab/>
       <w:tab/>
-      <w:t>2026-10-16</w:t>
+      <w:t>2026-10-17</w:t>
       <w:br/>
       <w:br/>
     </w:r>

--- a/klagomål/A 22922-2026 FSC-klagomål.docx
+++ b/klagomål/A 22922-2026 FSC-klagomål.docx
@@ -1068,7 +1068,7 @@
     <w:r>
       <w:tab/>
       <w:tab/>
-      <w:t>2026-10-17</w:t>
+      <w:t>2026-10-18</w:t>
       <w:br/>
       <w:br/>
     </w:r>

--- a/klagomål/A 22922-2026 FSC-klagomål.docx
+++ b/klagomål/A 22922-2026 FSC-klagomål.docx
@@ -1068,7 +1068,7 @@
     <w:r>
       <w:tab/>
       <w:tab/>
-      <w:t>2026-10-18</w:t>
+      <w:t>2026-10-19</w:t>
       <w:br/>
       <w:br/>
     </w:r>

--- a/klagomål/A 22922-2026 FSC-klagomål.docx
+++ b/klagomål/A 22922-2026 FSC-klagomål.docx
@@ -1068,7 +1068,7 @@
     <w:r>
       <w:tab/>
       <w:tab/>
-      <w:t>2026-10-19</w:t>
+      <w:t>2026-10-20</w:t>
       <w:br/>
       <w:br/>
     </w:r>

--- a/klagomål/A 22922-2026 FSC-klagomål.docx
+++ b/klagomål/A 22922-2026 FSC-klagomål.docx
@@ -1068,7 +1068,7 @@
     <w:r>
       <w:tab/>
       <w:tab/>
-      <w:t>2026-10-20</w:t>
+      <w:t>2026-10-21</w:t>
       <w:br/>
       <w:br/>
     </w:r>

--- a/klagomål/A 22922-2026 FSC-klagomål.docx
+++ b/klagomål/A 22922-2026 FSC-klagomål.docx
@@ -1068,7 +1068,7 @@
     <w:r>
       <w:tab/>
       <w:tab/>
-      <w:t>2026-10-21</w:t>
+      <w:t>2026-10-22</w:t>
       <w:br/>
       <w:br/>
     </w:r>
